--- a/Service Health Monitor.docx
+++ b/Service Health Monitor.docx
@@ -6547,6 +6547,16 @@
       </w:r>
       <w:r>
         <w:t xml:space="preserve"> Without these credentials and the correct path, the system will fail to fetch logs, threads, and memory details from Tomcat.</w:t>
+      </w:r>
+    </w:p>
+    <w:p>
+      <w:pPr>
+        <w:tabs>
+          <w:tab w:val="left" w:pos="8280"/>
+        </w:tabs>
+      </w:pPr>
+      <w:r>
+        <w:t xml:space="preserve">// check tomcat configuration and make tomcat manager available so that </w:t>
       </w:r>
     </w:p>
     <w:p>
